--- a/backend/templates/MODELO DE ADENDA A CONTRATO POR AUMENTO DE REMUNERACIÓN.docx
+++ b/backend/templates/MODELO DE ADENDA A CONTRATO POR AUMENTO DE REMUNERACIÓN.docx
@@ -189,8 +189,19 @@
           <w:szCs w:val="24"/>
           <w:lang w:val="es-ES" w:eastAsia="es-ES"/>
         </w:rPr>
-        <w:t>Carmen Illesca Dhaga Del Castillo, identificada con DNI</w:t>
-      </w:r>
+        <w:t xml:space="preserve">Carmen </w:t>
+      </w:r>
+      <w:proofErr w:type="spellStart"/>
+      <w:r>
+        <w:rPr>
+          <w:rFonts w:ascii="Arial" w:eastAsia="Times New Roman" w:hAnsi="Arial" w:cs="Arial"/>
+          <w:sz w:val="24"/>
+          <w:szCs w:val="24"/>
+          <w:lang w:val="es-ES" w:eastAsia="es-ES"/>
+        </w:rPr>
+        <w:t>Illesca</w:t>
+      </w:r>
+      <w:proofErr w:type="spellEnd"/>
       <w:r>
         <w:rPr>
           <w:rFonts w:ascii="Arial" w:eastAsia="Times New Roman" w:hAnsi="Arial" w:cs="Arial"/>
@@ -200,6 +211,35 @@
         </w:rPr>
         <w:t xml:space="preserve"> </w:t>
       </w:r>
+      <w:proofErr w:type="spellStart"/>
+      <w:r>
+        <w:rPr>
+          <w:rFonts w:ascii="Arial" w:eastAsia="Times New Roman" w:hAnsi="Arial" w:cs="Arial"/>
+          <w:sz w:val="24"/>
+          <w:szCs w:val="24"/>
+          <w:lang w:val="es-ES" w:eastAsia="es-ES"/>
+        </w:rPr>
+        <w:t>Dhaga</w:t>
+      </w:r>
+      <w:proofErr w:type="spellEnd"/>
+      <w:r>
+        <w:rPr>
+          <w:rFonts w:ascii="Arial" w:eastAsia="Times New Roman" w:hAnsi="Arial" w:cs="Arial"/>
+          <w:sz w:val="24"/>
+          <w:szCs w:val="24"/>
+          <w:lang w:val="es-ES" w:eastAsia="es-ES"/>
+        </w:rPr>
+        <w:t xml:space="preserve"> Del Castillo, identificada con DNI</w:t>
+      </w:r>
+      <w:r>
+        <w:rPr>
+          <w:rFonts w:ascii="Arial" w:eastAsia="Times New Roman" w:hAnsi="Arial" w:cs="Arial"/>
+          <w:sz w:val="24"/>
+          <w:szCs w:val="24"/>
+          <w:lang w:val="es-ES" w:eastAsia="es-ES"/>
+        </w:rPr>
+        <w:t xml:space="preserve"> </w:t>
+      </w:r>
       <w:r>
         <w:rPr>
           <w:rFonts w:ascii="Arial" w:eastAsia="Times New Roman" w:hAnsi="Arial" w:cs="Arial"/>
@@ -225,7 +265,47 @@
           <w:szCs w:val="24"/>
           <w:lang w:val="es-ES" w:eastAsia="es-ES"/>
         </w:rPr>
-        <w:t xml:space="preserve"> 07613200, con poderes debidamente inscritos en la Partida Electrónica N° 00255513 del Registro de Personas Jurídicas de la Zona Registral Nº IX</w:t>
+        <w:t xml:space="preserve"> 07613200, con poderes debidamente inscritos en la Partida Electrónica </w:t>
+      </w:r>
+      <w:proofErr w:type="spellStart"/>
+      <w:r>
+        <w:rPr>
+          <w:rFonts w:ascii="Arial" w:eastAsia="Times New Roman" w:hAnsi="Arial" w:cs="Arial"/>
+          <w:sz w:val="24"/>
+          <w:szCs w:val="24"/>
+          <w:lang w:val="es-ES" w:eastAsia="es-ES"/>
+        </w:rPr>
+        <w:t>N°</w:t>
+      </w:r>
+      <w:proofErr w:type="spellEnd"/>
+      <w:r>
+        <w:rPr>
+          <w:rFonts w:ascii="Arial" w:eastAsia="Times New Roman" w:hAnsi="Arial" w:cs="Arial"/>
+          <w:sz w:val="24"/>
+          <w:szCs w:val="24"/>
+          <w:lang w:val="es-ES" w:eastAsia="es-ES"/>
+        </w:rPr>
+        <w:t xml:space="preserve"> 00255513 del Registro de Personas Jurídicas de la Zona Registral </w:t>
+      </w:r>
+      <w:proofErr w:type="spellStart"/>
+      <w:r>
+        <w:rPr>
+          <w:rFonts w:ascii="Arial" w:eastAsia="Times New Roman" w:hAnsi="Arial" w:cs="Arial"/>
+          <w:sz w:val="24"/>
+          <w:szCs w:val="24"/>
+          <w:lang w:val="es-ES" w:eastAsia="es-ES"/>
+        </w:rPr>
+        <w:t>Nº</w:t>
+      </w:r>
+      <w:proofErr w:type="spellEnd"/>
+      <w:r>
+        <w:rPr>
+          <w:rFonts w:ascii="Arial" w:eastAsia="Times New Roman" w:hAnsi="Arial" w:cs="Arial"/>
+          <w:sz w:val="24"/>
+          <w:szCs w:val="24"/>
+          <w:lang w:val="es-ES" w:eastAsia="es-ES"/>
+        </w:rPr>
+        <w:t xml:space="preserve"> IX</w:t>
       </w:r>
       <w:r>
         <w:rPr>
@@ -351,7 +431,83 @@
           <w:szCs w:val="24"/>
           <w:lang w:val="es-ES"/>
         </w:rPr>
-        <w:t xml:space="preserve">{nombres}+{ape_paterno}+{ape_materno}  </w:t>
+        <w:t>{nombres}</w:t>
+      </w:r>
+      <w:r>
+        <w:rPr>
+          <w:rFonts w:ascii="Arial" w:hAnsi="Arial" w:cs="Arial"/>
+          <w:sz w:val="24"/>
+          <w:szCs w:val="24"/>
+          <w:lang w:val="es-ES"/>
+        </w:rPr>
+        <w:t xml:space="preserve"> </w:t>
+      </w:r>
+      <w:r>
+        <w:rPr>
+          <w:rFonts w:ascii="Arial" w:hAnsi="Arial" w:cs="Arial"/>
+          <w:sz w:val="24"/>
+          <w:szCs w:val="24"/>
+          <w:lang w:val="es-ES"/>
+        </w:rPr>
+        <w:t>{</w:t>
+      </w:r>
+      <w:proofErr w:type="spellStart"/>
+      <w:r>
+        <w:rPr>
+          <w:rFonts w:ascii="Arial" w:hAnsi="Arial" w:cs="Arial"/>
+          <w:sz w:val="24"/>
+          <w:szCs w:val="24"/>
+          <w:lang w:val="es-ES"/>
+        </w:rPr>
+        <w:t>ape_paterno</w:t>
+      </w:r>
+      <w:proofErr w:type="spellEnd"/>
+      <w:r>
+        <w:rPr>
+          <w:rFonts w:ascii="Arial" w:hAnsi="Arial" w:cs="Arial"/>
+          <w:sz w:val="24"/>
+          <w:szCs w:val="24"/>
+          <w:lang w:val="es-ES"/>
+        </w:rPr>
+        <w:t>}</w:t>
+      </w:r>
+      <w:r>
+        <w:rPr>
+          <w:rFonts w:ascii="Arial" w:hAnsi="Arial" w:cs="Arial"/>
+          <w:sz w:val="24"/>
+          <w:szCs w:val="24"/>
+          <w:lang w:val="es-ES"/>
+        </w:rPr>
+        <w:t xml:space="preserve"> </w:t>
+      </w:r>
+      <w:r>
+        <w:rPr>
+          <w:rFonts w:ascii="Arial" w:hAnsi="Arial" w:cs="Arial"/>
+          <w:sz w:val="24"/>
+          <w:szCs w:val="24"/>
+          <w:lang w:val="es-ES"/>
+        </w:rPr>
+        <w:t>{</w:t>
+      </w:r>
+      <w:proofErr w:type="spellStart"/>
+      <w:r>
+        <w:rPr>
+          <w:rFonts w:ascii="Arial" w:hAnsi="Arial" w:cs="Arial"/>
+          <w:sz w:val="24"/>
+          <w:szCs w:val="24"/>
+          <w:lang w:val="es-ES"/>
+        </w:rPr>
+        <w:t>ape_materno</w:t>
+      </w:r>
+      <w:proofErr w:type="spellEnd"/>
+      <w:r>
+        <w:rPr>
+          <w:rFonts w:ascii="Arial" w:hAnsi="Arial" w:cs="Arial"/>
+          <w:sz w:val="24"/>
+          <w:szCs w:val="24"/>
+          <w:lang w:val="es-ES"/>
+        </w:rPr>
+        <w:t xml:space="preserve">}  </w:t>
       </w:r>
       <w:r>
         <w:rPr>
@@ -385,19 +541,71 @@
           <w:szCs w:val="24"/>
           <w:lang w:val="es-ES" w:eastAsia="es-ES"/>
         </w:rPr>
-        <w:t xml:space="preserve">D.N.I. Nº </w:t>
-      </w:r>
-      <w:r>
-        <w:rPr>
-          <w:rFonts w:ascii="Arial" w:eastAsia="Times New Roman" w:hAnsi="Arial" w:cs="Arial"/>
-          <w:b/>
-          <w:bCs/>
-          <w:color w:val="000000"/>
-          <w:sz w:val="24"/>
-          <w:szCs w:val="24"/>
-          <w:lang w:val="es-ES" w:eastAsia="es-ES"/>
-        </w:rPr>
-        <w:t>{num_doc}</w:t>
+        <w:t xml:space="preserve">D.N.I. </w:t>
+      </w:r>
+      <w:proofErr w:type="spellStart"/>
+      <w:r>
+        <w:rPr>
+          <w:rFonts w:ascii="Arial" w:eastAsia="Times New Roman" w:hAnsi="Arial" w:cs="Arial"/>
+          <w:b/>
+          <w:bCs/>
+          <w:color w:val="000000"/>
+          <w:sz w:val="24"/>
+          <w:szCs w:val="24"/>
+          <w:lang w:val="es-ES" w:eastAsia="es-ES"/>
+        </w:rPr>
+        <w:t>Nº</w:t>
+      </w:r>
+      <w:proofErr w:type="spellEnd"/>
+      <w:r>
+        <w:rPr>
+          <w:rFonts w:ascii="Arial" w:eastAsia="Times New Roman" w:hAnsi="Arial" w:cs="Arial"/>
+          <w:b/>
+          <w:bCs/>
+          <w:color w:val="000000"/>
+          <w:sz w:val="24"/>
+          <w:szCs w:val="24"/>
+          <w:lang w:val="es-ES" w:eastAsia="es-ES"/>
+        </w:rPr>
+        <w:t xml:space="preserve"> </w:t>
+      </w:r>
+      <w:r>
+        <w:rPr>
+          <w:rFonts w:ascii="Arial" w:eastAsia="Times New Roman" w:hAnsi="Arial" w:cs="Arial"/>
+          <w:b/>
+          <w:bCs/>
+          <w:color w:val="000000"/>
+          <w:sz w:val="24"/>
+          <w:szCs w:val="24"/>
+          <w:lang w:val="es-ES" w:eastAsia="es-ES"/>
+        </w:rPr>
+        <w:t>{</w:t>
+      </w:r>
+      <w:proofErr w:type="spellStart"/>
+      <w:r>
+        <w:rPr>
+          <w:rFonts w:ascii="Arial" w:eastAsia="Times New Roman" w:hAnsi="Arial" w:cs="Arial"/>
+          <w:b/>
+          <w:bCs/>
+          <w:color w:val="000000"/>
+          <w:sz w:val="24"/>
+          <w:szCs w:val="24"/>
+          <w:lang w:val="es-ES" w:eastAsia="es-ES"/>
+        </w:rPr>
+        <w:t>num_doc</w:t>
+      </w:r>
+      <w:proofErr w:type="spellEnd"/>
+      <w:r>
+        <w:rPr>
+          <w:rFonts w:ascii="Arial" w:eastAsia="Times New Roman" w:hAnsi="Arial" w:cs="Arial"/>
+          <w:b/>
+          <w:bCs/>
+          <w:color w:val="000000"/>
+          <w:sz w:val="24"/>
+          <w:szCs w:val="24"/>
+          <w:lang w:val="es-ES" w:eastAsia="es-ES"/>
+        </w:rPr>
+        <w:t>}</w:t>
       </w:r>
       <w:r>
         <w:rPr>
@@ -437,8 +645,9 @@
           <w:szCs w:val="24"/>
           <w:lang w:eastAsia="es-ES"/>
         </w:rPr>
-        <w:t>{direccion}</w:t>
-      </w:r>
+        <w:t>{</w:t>
+      </w:r>
+      <w:proofErr w:type="spellStart"/>
       <w:r>
         <w:rPr>
           <w:rFonts w:ascii="Arial" w:eastAsia="Times New Roman" w:hAnsi="Arial" w:cs="Arial"/>
@@ -447,6 +656,27 @@
           <w:szCs w:val="24"/>
           <w:lang w:eastAsia="es-ES"/>
         </w:rPr>
+        <w:t>direccion</w:t>
+      </w:r>
+      <w:proofErr w:type="spellEnd"/>
+      <w:r>
+        <w:rPr>
+          <w:rFonts w:ascii="Arial" w:eastAsia="Times New Roman" w:hAnsi="Arial" w:cs="Arial"/>
+          <w:color w:val="000000"/>
+          <w:sz w:val="24"/>
+          <w:szCs w:val="24"/>
+          <w:lang w:eastAsia="es-ES"/>
+        </w:rPr>
+        <w:t>}</w:t>
+      </w:r>
+      <w:r>
+        <w:rPr>
+          <w:rFonts w:ascii="Arial" w:eastAsia="Times New Roman" w:hAnsi="Arial" w:cs="Arial"/>
+          <w:color w:val="000000"/>
+          <w:sz w:val="24"/>
+          <w:szCs w:val="24"/>
+          <w:lang w:eastAsia="es-ES"/>
+        </w:rPr>
         <w:t>a</w:t>
       </w:r>
       <w:r>
@@ -509,6 +739,7 @@
         </w:rPr>
         <w:t>{</w:t>
       </w:r>
+      <w:proofErr w:type="spellStart"/>
       <w:r>
         <w:rPr>
           <w:rFonts w:ascii="Arial" w:eastAsia="Times New Roman" w:hAnsi="Arial" w:cs="Arial"/>
@@ -519,6 +750,7 @@
         </w:rPr>
         <w:t>depart_y_provinc</w:t>
       </w:r>
+      <w:proofErr w:type="spellEnd"/>
       <w:r>
         <w:rPr>
           <w:rFonts w:ascii="Arial" w:eastAsia="Times New Roman" w:hAnsi="Arial" w:cs="Arial"/>
@@ -645,8 +877,9 @@
           <w:szCs w:val="24"/>
           <w:lang w:eastAsia="es-PE"/>
         </w:rPr>
-        <w:t>{fecha a eleccion</w:t>
-      </w:r>
+        <w:t>{</w:t>
+      </w:r>
+      <w:proofErr w:type="spellStart"/>
       <w:r>
         <w:rPr>
           <w:rFonts w:ascii="Arial" w:eastAsia="Times New Roman" w:hAnsi="Arial" w:cs="Arial"/>
@@ -655,7 +888,7 @@
           <w:szCs w:val="24"/>
           <w:lang w:eastAsia="es-PE"/>
         </w:rPr>
-        <w:t>1</w:t>
+        <w:t>fecha</w:t>
       </w:r>
       <w:r>
         <w:rPr>
@@ -665,6 +898,17 @@
           <w:szCs w:val="24"/>
           <w:lang w:eastAsia="es-PE"/>
         </w:rPr>
+        <w:t>_fin_contrato</w:t>
+      </w:r>
+      <w:proofErr w:type="spellEnd"/>
+      <w:r>
+        <w:rPr>
+          <w:rFonts w:ascii="Arial" w:eastAsia="Times New Roman" w:hAnsi="Arial" w:cs="Arial"/>
+          <w:color w:val="000000"/>
+          <w:sz w:val="24"/>
+          <w:szCs w:val="24"/>
+          <w:lang w:eastAsia="es-PE"/>
+        </w:rPr>
         <w:t>}</w:t>
       </w:r>
       <w:r>
@@ -685,8 +929,9 @@
           <w:szCs w:val="24"/>
           <w:lang w:eastAsia="es-PE"/>
         </w:rPr>
-        <w:t xml:space="preserve">{mes a </w:t>
-      </w:r>
+        <w:t>{</w:t>
+      </w:r>
+      <w:proofErr w:type="spellStart"/>
       <w:r>
         <w:rPr>
           <w:rFonts w:ascii="Arial" w:eastAsia="Times New Roman" w:hAnsi="Arial" w:cs="Arial"/>
@@ -695,8 +940,9 @@
           <w:szCs w:val="24"/>
           <w:lang w:eastAsia="es-PE"/>
         </w:rPr>
-        <w:t>elección</w:t>
-      </w:r>
+        <w:t>mes_fin_contrato</w:t>
+      </w:r>
+      <w:proofErr w:type="spellEnd"/>
       <w:r>
         <w:rPr>
           <w:rFonts w:ascii="Arial" w:eastAsia="Times New Roman" w:hAnsi="Arial" w:cs="Arial"/>
@@ -705,7 +951,7 @@
           <w:szCs w:val="24"/>
           <w:lang w:eastAsia="es-PE"/>
         </w:rPr>
-        <w:t>1</w:t>
+        <w:t xml:space="preserve">} </w:t>
       </w:r>
       <w:r>
         <w:rPr>
@@ -715,7 +961,7 @@
           <w:szCs w:val="24"/>
           <w:lang w:eastAsia="es-PE"/>
         </w:rPr>
-        <w:t xml:space="preserve">} </w:t>
+        <w:t>del</w:t>
       </w:r>
       <w:r>
         <w:rPr>
@@ -725,7 +971,7 @@
           <w:szCs w:val="24"/>
           <w:lang w:eastAsia="es-PE"/>
         </w:rPr>
-        <w:t>del</w:t>
+        <w:t xml:space="preserve"> </w:t>
       </w:r>
       <w:r>
         <w:rPr>
@@ -735,6 +981,49 @@
           <w:szCs w:val="24"/>
           <w:lang w:eastAsia="es-PE"/>
         </w:rPr>
+        <w:t>{</w:t>
+      </w:r>
+      <w:proofErr w:type="spellStart"/>
+      <w:r>
+        <w:rPr>
+          <w:rFonts w:ascii="Arial" w:eastAsia="Times New Roman" w:hAnsi="Arial" w:cs="Arial"/>
+          <w:color w:val="000000"/>
+          <w:sz w:val="24"/>
+          <w:szCs w:val="24"/>
+          <w:lang w:eastAsia="es-PE"/>
+        </w:rPr>
+        <w:t>año</w:t>
+      </w:r>
+      <w:r>
+        <w:rPr>
+          <w:rFonts w:ascii="Arial" w:eastAsia="Times New Roman" w:hAnsi="Arial" w:cs="Arial"/>
+          <w:color w:val="000000"/>
+          <w:sz w:val="24"/>
+          <w:szCs w:val="24"/>
+          <w:lang w:eastAsia="es-PE"/>
+        </w:rPr>
+        <w:t>_fin_</w:t>
+      </w:r>
+      <w:proofErr w:type="gramStart"/>
+      <w:r>
+        <w:rPr>
+          <w:rFonts w:ascii="Arial" w:eastAsia="Times New Roman" w:hAnsi="Arial" w:cs="Arial"/>
+          <w:color w:val="000000"/>
+          <w:sz w:val="24"/>
+          <w:szCs w:val="24"/>
+          <w:lang w:eastAsia="es-PE"/>
+        </w:rPr>
+        <w:t>contrato</w:t>
+      </w:r>
+      <w:proofErr w:type="spellEnd"/>
+      <w:r>
+        <w:rPr>
+          <w:rFonts w:ascii="Arial" w:eastAsia="Times New Roman" w:hAnsi="Arial" w:cs="Arial"/>
+          <w:color w:val="000000"/>
+          <w:sz w:val="24"/>
+          <w:szCs w:val="24"/>
+          <w:lang w:eastAsia="es-PE"/>
+        </w:rPr>
         <w:t xml:space="preserve"> </w:t>
       </w:r>
       <w:r>
@@ -745,8 +1034,9 @@
           <w:szCs w:val="24"/>
           <w:lang w:eastAsia="es-PE"/>
         </w:rPr>
-        <w:t xml:space="preserve">{año a </w:t>
-      </w:r>
+        <w:t>}</w:t>
+      </w:r>
+      <w:proofErr w:type="gramEnd"/>
       <w:r>
         <w:rPr>
           <w:rFonts w:ascii="Arial" w:eastAsia="Times New Roman" w:hAnsi="Arial" w:cs="Arial"/>
@@ -755,7 +1045,7 @@
           <w:szCs w:val="24"/>
           <w:lang w:eastAsia="es-PE"/>
         </w:rPr>
-        <w:t>selección</w:t>
+        <w:t>,</w:t>
       </w:r>
       <w:r>
         <w:rPr>
@@ -765,17 +1055,19 @@
           <w:szCs w:val="24"/>
           <w:lang w:eastAsia="es-PE"/>
         </w:rPr>
-        <w:t>1</w:t>
-      </w:r>
-      <w:r>
-        <w:rPr>
-          <w:rFonts w:ascii="Arial" w:eastAsia="Times New Roman" w:hAnsi="Arial" w:cs="Arial"/>
+        <w:t xml:space="preserve"> </w:t>
+      </w:r>
+      <w:r>
+        <w:rPr>
+          <w:rFonts w:ascii="Arial" w:eastAsia="Times New Roman" w:hAnsi="Arial" w:cs="Arial"/>
+          <w:b/>
+          <w:bCs/>
           <w:color w:val="000000"/>
           <w:sz w:val="24"/>
           <w:szCs w:val="24"/>
           <w:lang w:eastAsia="es-PE"/>
         </w:rPr>
-        <w:t>}</w:t>
+        <w:t>EL EMPLEADOR y EL TRABAJADOR</w:t>
       </w:r>
       <w:r>
         <w:rPr>
@@ -785,17 +1077,172 @@
           <w:szCs w:val="24"/>
           <w:lang w:eastAsia="es-PE"/>
         </w:rPr>
-        <w:t>,</w:t>
-      </w:r>
-      <w:r>
-        <w:rPr>
-          <w:rFonts w:ascii="Arial" w:eastAsia="Times New Roman" w:hAnsi="Arial" w:cs="Arial"/>
+        <w:t xml:space="preserve"> celebraron un contrato de trabajo</w:t>
+      </w:r>
+      <w:r>
+        <w:rPr>
+          <w:rFonts w:ascii="Arial" w:hAnsi="Arial" w:cs="Arial"/>
+          <w:sz w:val="24"/>
+          <w:szCs w:val="24"/>
+          <w:lang w:val="es-ES"/>
+        </w:rPr>
+        <w:t xml:space="preserve">, de forma verbal, </w:t>
+      </w:r>
+      <w:r>
+        <w:rPr>
+          <w:rFonts w:ascii="Arial" w:hAnsi="Arial" w:cs="Arial"/>
+          <w:sz w:val="24"/>
+          <w:szCs w:val="24"/>
+          <w:lang w:val="es-ES"/>
+        </w:rPr>
+        <w:t>de conformidad con los artículos 4</w:t>
+      </w:r>
+      <w:r>
+        <w:rPr>
+          <w:rFonts w:ascii="Arial" w:hAnsi="Arial" w:cs="Arial"/>
+          <w:sz w:val="24"/>
+          <w:szCs w:val="24"/>
+          <w:lang w:val="es-ES"/>
+        </w:rPr>
+        <w:t>°</w:t>
+      </w:r>
+      <w:r>
+        <w:rPr>
+          <w:rFonts w:ascii="Arial" w:hAnsi="Arial" w:cs="Arial"/>
+          <w:sz w:val="24"/>
+          <w:szCs w:val="24"/>
+          <w:lang w:val="es-ES"/>
+        </w:rPr>
+        <w:t xml:space="preserve"> y s</w:t>
+      </w:r>
+      <w:r>
+        <w:rPr>
+          <w:rFonts w:ascii="Arial" w:hAnsi="Arial" w:cs="Arial"/>
+          <w:sz w:val="24"/>
+          <w:szCs w:val="24"/>
+          <w:lang w:val="es-ES"/>
+        </w:rPr>
+        <w:t>iguientes</w:t>
+      </w:r>
+      <w:r>
+        <w:rPr>
+          <w:rFonts w:ascii="Arial" w:hAnsi="Arial" w:cs="Arial"/>
+          <w:sz w:val="24"/>
+          <w:szCs w:val="24"/>
+          <w:lang w:val="es-ES"/>
+        </w:rPr>
+        <w:t xml:space="preserve"> </w:t>
+      </w:r>
+      <w:r>
+        <w:rPr>
+          <w:rFonts w:ascii="Arial" w:hAnsi="Arial" w:cs="Arial"/>
+          <w:sz w:val="24"/>
+          <w:szCs w:val="24"/>
+          <w:lang w:val="es-ES"/>
+        </w:rPr>
+        <w:t xml:space="preserve">del </w:t>
+      </w:r>
+      <w:r>
+        <w:rPr>
+          <w:rFonts w:ascii="Arial" w:hAnsi="Arial" w:cs="Arial"/>
+          <w:sz w:val="24"/>
+          <w:szCs w:val="24"/>
+          <w:lang w:val="es-ES"/>
+        </w:rPr>
+        <w:t>Texto Único Ordenado del Decreto Legislativo N</w:t>
+      </w:r>
+      <w:r>
+        <w:rPr>
+          <w:rFonts w:ascii="Arial" w:hAnsi="Arial" w:cs="Arial"/>
+          <w:sz w:val="24"/>
+          <w:szCs w:val="24"/>
+          <w:lang w:val="es-ES"/>
+        </w:rPr>
+        <w:t>o.</w:t>
+      </w:r>
+      <w:r>
+        <w:rPr>
+          <w:rFonts w:ascii="Arial" w:hAnsi="Arial" w:cs="Arial"/>
+          <w:sz w:val="24"/>
+          <w:szCs w:val="24"/>
+          <w:lang w:val="es-ES"/>
+        </w:rPr>
+        <w:t xml:space="preserve"> 728, Ley de Productividad y</w:t>
+      </w:r>
+      <w:r>
+        <w:rPr>
+          <w:rFonts w:ascii="Arial" w:hAnsi="Arial" w:cs="Arial"/>
+          <w:sz w:val="24"/>
+          <w:szCs w:val="24"/>
+          <w:lang w:val="es-ES"/>
+        </w:rPr>
+        <w:t xml:space="preserve"> </w:t>
+      </w:r>
+      <w:r>
+        <w:rPr>
+          <w:rFonts w:ascii="Arial" w:hAnsi="Arial" w:cs="Arial"/>
+          <w:sz w:val="24"/>
+          <w:szCs w:val="24"/>
+          <w:lang w:val="es-ES"/>
+        </w:rPr>
+        <w:t>Competitividad Laboral, aprobado por Decreto Supremo</w:t>
+      </w:r>
+      <w:r>
+        <w:rPr>
+          <w:rFonts w:ascii="Arial" w:hAnsi="Arial" w:cs="Arial"/>
+          <w:sz w:val="24"/>
+          <w:szCs w:val="24"/>
+          <w:lang w:val="es-ES"/>
+        </w:rPr>
+        <w:t xml:space="preserve"> </w:t>
+      </w:r>
+      <w:r>
+        <w:rPr>
+          <w:rFonts w:ascii="Arial" w:hAnsi="Arial" w:cs="Arial"/>
+          <w:sz w:val="24"/>
+          <w:szCs w:val="24"/>
+          <w:lang w:val="es-ES"/>
+        </w:rPr>
+        <w:t>N</w:t>
+      </w:r>
+      <w:r>
+        <w:rPr>
+          <w:rFonts w:ascii="Arial" w:hAnsi="Arial" w:cs="Arial"/>
+          <w:sz w:val="24"/>
+          <w:szCs w:val="24"/>
+          <w:lang w:val="es-ES"/>
+        </w:rPr>
+        <w:t>o.</w:t>
+      </w:r>
+      <w:r>
+        <w:rPr>
+          <w:rFonts w:ascii="Arial" w:hAnsi="Arial" w:cs="Arial"/>
+          <w:sz w:val="24"/>
+          <w:szCs w:val="24"/>
+          <w:lang w:val="es-ES"/>
+        </w:rPr>
+        <w:t xml:space="preserve"> 003-97-TR,</w:t>
+      </w:r>
+      <w:r>
+        <w:rPr>
+          <w:rFonts w:ascii="Arial" w:hAnsi="Arial" w:cs="Arial"/>
+          <w:sz w:val="24"/>
+          <w:szCs w:val="24"/>
+          <w:lang w:val="es-ES"/>
+        </w:rPr>
+        <w:t xml:space="preserve"> para el cargo de </w:t>
+      </w:r>
+      <w:r>
+        <w:rPr>
+          <w:rFonts w:ascii="Arial" w:eastAsia="Times New Roman" w:hAnsi="Arial" w:cs="Arial"/>
+          <w:b/>
+          <w:bCs/>
           <w:color w:val="000000"/>
           <w:sz w:val="24"/>
           <w:szCs w:val="24"/>
           <w:lang w:eastAsia="es-PE"/>
         </w:rPr>
-        <w:t xml:space="preserve"> </w:t>
+        <w:t>{cargo}</w:t>
       </w:r>
       <w:r>
         <w:rPr>
@@ -806,190 +1253,6 @@
           <w:sz w:val="24"/>
           <w:szCs w:val="24"/>
           <w:lang w:eastAsia="es-PE"/>
-        </w:rPr>
-        <w:t>EL EMPLEADOR y EL TRABAJADOR</w:t>
-      </w:r>
-      <w:r>
-        <w:rPr>
-          <w:rFonts w:ascii="Arial" w:eastAsia="Times New Roman" w:hAnsi="Arial" w:cs="Arial"/>
-          <w:color w:val="000000"/>
-          <w:sz w:val="24"/>
-          <w:szCs w:val="24"/>
-          <w:lang w:eastAsia="es-PE"/>
-        </w:rPr>
-        <w:t xml:space="preserve"> celebraron un contrato de trabajo</w:t>
-      </w:r>
-      <w:r>
-        <w:rPr>
-          <w:rFonts w:ascii="Arial" w:hAnsi="Arial" w:cs="Arial"/>
-          <w:sz w:val="24"/>
-          <w:szCs w:val="24"/>
-          <w:lang w:val="es-ES"/>
-        </w:rPr>
-        <w:t xml:space="preserve">, de forma verbal, </w:t>
-      </w:r>
-      <w:r>
-        <w:rPr>
-          <w:rFonts w:ascii="Arial" w:hAnsi="Arial" w:cs="Arial"/>
-          <w:sz w:val="24"/>
-          <w:szCs w:val="24"/>
-          <w:lang w:val="es-ES"/>
-        </w:rPr>
-        <w:t>de conformidad con los artículos 4</w:t>
-      </w:r>
-      <w:r>
-        <w:rPr>
-          <w:rFonts w:ascii="Arial" w:hAnsi="Arial" w:cs="Arial"/>
-          <w:sz w:val="24"/>
-          <w:szCs w:val="24"/>
-          <w:lang w:val="es-ES"/>
-        </w:rPr>
-        <w:t>°</w:t>
-      </w:r>
-      <w:r>
-        <w:rPr>
-          <w:rFonts w:ascii="Arial" w:hAnsi="Arial" w:cs="Arial"/>
-          <w:sz w:val="24"/>
-          <w:szCs w:val="24"/>
-          <w:lang w:val="es-ES"/>
-        </w:rPr>
-        <w:t xml:space="preserve"> y s</w:t>
-      </w:r>
-      <w:r>
-        <w:rPr>
-          <w:rFonts w:ascii="Arial" w:hAnsi="Arial" w:cs="Arial"/>
-          <w:sz w:val="24"/>
-          <w:szCs w:val="24"/>
-          <w:lang w:val="es-ES"/>
-        </w:rPr>
-        <w:t>iguientes</w:t>
-      </w:r>
-      <w:r>
-        <w:rPr>
-          <w:rFonts w:ascii="Arial" w:hAnsi="Arial" w:cs="Arial"/>
-          <w:sz w:val="24"/>
-          <w:szCs w:val="24"/>
-          <w:lang w:val="es-ES"/>
-        </w:rPr>
-        <w:t xml:space="preserve"> </w:t>
-      </w:r>
-      <w:r>
-        <w:rPr>
-          <w:rFonts w:ascii="Arial" w:hAnsi="Arial" w:cs="Arial"/>
-          <w:sz w:val="24"/>
-          <w:szCs w:val="24"/>
-          <w:lang w:val="es-ES"/>
-        </w:rPr>
-        <w:t xml:space="preserve">del </w:t>
-      </w:r>
-      <w:r>
-        <w:rPr>
-          <w:rFonts w:ascii="Arial" w:hAnsi="Arial" w:cs="Arial"/>
-          <w:sz w:val="24"/>
-          <w:szCs w:val="24"/>
-          <w:lang w:val="es-ES"/>
-        </w:rPr>
-        <w:t>Texto Único Ordenado del Decreto Legislativo N</w:t>
-      </w:r>
-      <w:r>
-        <w:rPr>
-          <w:rFonts w:ascii="Arial" w:hAnsi="Arial" w:cs="Arial"/>
-          <w:sz w:val="24"/>
-          <w:szCs w:val="24"/>
-          <w:lang w:val="es-ES"/>
-        </w:rPr>
-        <w:t>o.</w:t>
-      </w:r>
-      <w:r>
-        <w:rPr>
-          <w:rFonts w:ascii="Arial" w:hAnsi="Arial" w:cs="Arial"/>
-          <w:sz w:val="24"/>
-          <w:szCs w:val="24"/>
-          <w:lang w:val="es-ES"/>
-        </w:rPr>
-        <w:t xml:space="preserve"> 728, Ley de Productividad y</w:t>
-      </w:r>
-      <w:r>
-        <w:rPr>
-          <w:rFonts w:ascii="Arial" w:hAnsi="Arial" w:cs="Arial"/>
-          <w:sz w:val="24"/>
-          <w:szCs w:val="24"/>
-          <w:lang w:val="es-ES"/>
-        </w:rPr>
-        <w:t xml:space="preserve"> </w:t>
-      </w:r>
-      <w:r>
-        <w:rPr>
-          <w:rFonts w:ascii="Arial" w:hAnsi="Arial" w:cs="Arial"/>
-          <w:sz w:val="24"/>
-          <w:szCs w:val="24"/>
-          <w:lang w:val="es-ES"/>
-        </w:rPr>
-        <w:t>Competitividad Laboral, aprobado por Decreto Supremo</w:t>
-      </w:r>
-      <w:r>
-        <w:rPr>
-          <w:rFonts w:ascii="Arial" w:hAnsi="Arial" w:cs="Arial"/>
-          <w:sz w:val="24"/>
-          <w:szCs w:val="24"/>
-          <w:lang w:val="es-ES"/>
-        </w:rPr>
-        <w:t xml:space="preserve"> </w:t>
-      </w:r>
-      <w:r>
-        <w:rPr>
-          <w:rFonts w:ascii="Arial" w:hAnsi="Arial" w:cs="Arial"/>
-          <w:sz w:val="24"/>
-          <w:szCs w:val="24"/>
-          <w:lang w:val="es-ES"/>
-        </w:rPr>
-        <w:t>N</w:t>
-      </w:r>
-      <w:r>
-        <w:rPr>
-          <w:rFonts w:ascii="Arial" w:hAnsi="Arial" w:cs="Arial"/>
-          <w:sz w:val="24"/>
-          <w:szCs w:val="24"/>
-          <w:lang w:val="es-ES"/>
-        </w:rPr>
-        <w:t>o.</w:t>
-      </w:r>
-      <w:r>
-        <w:rPr>
-          <w:rFonts w:ascii="Arial" w:hAnsi="Arial" w:cs="Arial"/>
-          <w:sz w:val="24"/>
-          <w:szCs w:val="24"/>
-          <w:lang w:val="es-ES"/>
-        </w:rPr>
-        <w:t xml:space="preserve"> 003-97-TR,</w:t>
-      </w:r>
-      <w:r>
-        <w:rPr>
-          <w:rFonts w:ascii="Arial" w:hAnsi="Arial" w:cs="Arial"/>
-          <w:sz w:val="24"/>
-          <w:szCs w:val="24"/>
-          <w:lang w:val="es-ES"/>
-        </w:rPr>
-        <w:t xml:space="preserve"> para el cargo de </w:t>
-      </w:r>
-      <w:r>
-        <w:rPr>
-          <w:rFonts w:ascii="Arial" w:eastAsia="Times New Roman" w:hAnsi="Arial" w:cs="Arial"/>
-          <w:b/>
-          <w:bCs/>
-          <w:color w:val="000000"/>
-          <w:sz w:val="24"/>
-          <w:szCs w:val="24"/>
-          <w:lang w:eastAsia="es-PE"/>
-        </w:rPr>
-        <w:t>Coordinador de licitaciones</w:t>
-      </w:r>
-      <w:r>
-        <w:rPr>
-          <w:rFonts w:ascii="Arial" w:hAnsi="Arial" w:cs="Arial"/>
-          <w:sz w:val="24"/>
-          <w:szCs w:val="24"/>
-          <w:lang w:val="es-ES"/>
         </w:rPr>
         <w:t>.</w:t>
       </w:r>
@@ -1176,7 +1439,31 @@
           <w:szCs w:val="24"/>
           <w:lang w:val="es-ES"/>
         </w:rPr>
-        <w:t>en numeros)}</w:t>
+        <w:t xml:space="preserve">en </w:t>
+      </w:r>
+      <w:proofErr w:type="spellStart"/>
+      <w:r>
+        <w:rPr>
+          <w:rFonts w:ascii="Arial" w:hAnsi="Arial" w:cs="Arial"/>
+          <w:b/>
+          <w:bCs/>
+          <w:sz w:val="24"/>
+          <w:szCs w:val="24"/>
+          <w:lang w:val="es-ES"/>
+        </w:rPr>
+        <w:t>numeros</w:t>
+      </w:r>
+      <w:proofErr w:type="spellEnd"/>
+      <w:r>
+        <w:rPr>
+          <w:rFonts w:ascii="Arial" w:hAnsi="Arial" w:cs="Arial"/>
+          <w:b/>
+          <w:bCs/>
+          <w:sz w:val="24"/>
+          <w:szCs w:val="24"/>
+          <w:lang w:val="es-ES"/>
+        </w:rPr>
+        <w:t>)}</w:t>
       </w:r>
       <w:r>
         <w:rPr>
@@ -1287,16 +1574,16 @@
           <w:szCs w:val="24"/>
           <w:lang w:val="es-ES"/>
         </w:rPr>
-        <w:t xml:space="preserve"> seleccionado</w:t>
-      </w:r>
-      <w:r>
-        <w:rPr>
-          <w:rFonts w:ascii="Arial" w:hAnsi="Arial" w:cs="Arial"/>
-          <w:sz w:val="24"/>
-          <w:szCs w:val="24"/>
-          <w:lang w:val="es-ES"/>
-        </w:rPr>
-        <w:t>2</w:t>
+        <w:t xml:space="preserve"> </w:t>
+      </w:r>
+      <w:r>
+        <w:rPr>
+          <w:rFonts w:ascii="Arial" w:hAnsi="Arial" w:cs="Arial"/>
+          <w:sz w:val="24"/>
+          <w:szCs w:val="24"/>
+          <w:lang w:val="es-ES"/>
+        </w:rPr>
+        <w:t>de NS</w:t>
       </w:r>
       <w:r>
         <w:rPr>
@@ -1332,16 +1619,16 @@
           <w:szCs w:val="24"/>
           <w:lang w:val="es-ES"/>
         </w:rPr>
-        <w:t>{año seleccionado</w:t>
-      </w:r>
-      <w:r>
-        <w:rPr>
-          <w:rFonts w:ascii="Arial" w:hAnsi="Arial" w:cs="Arial"/>
-          <w:sz w:val="24"/>
-          <w:szCs w:val="24"/>
-          <w:lang w:val="es-ES"/>
-        </w:rPr>
-        <w:t>2</w:t>
+        <w:t xml:space="preserve">{año </w:t>
+      </w:r>
+      <w:r>
+        <w:rPr>
+          <w:rFonts w:ascii="Arial" w:hAnsi="Arial" w:cs="Arial"/>
+          <w:sz w:val="24"/>
+          <w:szCs w:val="24"/>
+          <w:lang w:val="es-ES"/>
+        </w:rPr>
+        <w:t>de NS</w:t>
       </w:r>
       <w:r>
         <w:rPr>
@@ -1431,7 +1718,27 @@
           <w:szCs w:val="24"/>
           <w:lang w:val="es-ES"/>
         </w:rPr>
-        <w:t>{dia que se genera}</w:t>
+        <w:t>{</w:t>
+      </w:r>
+      <w:proofErr w:type="spellStart"/>
+      <w:r>
+        <w:rPr>
+          <w:rFonts w:ascii="Arial" w:hAnsi="Arial" w:cs="Arial"/>
+          <w:sz w:val="24"/>
+          <w:szCs w:val="24"/>
+          <w:lang w:val="es-ES"/>
+        </w:rPr>
+        <w:t>dia</w:t>
+      </w:r>
+      <w:proofErr w:type="spellEnd"/>
+      <w:r>
+        <w:rPr>
+          <w:rFonts w:ascii="Arial" w:hAnsi="Arial" w:cs="Arial"/>
+          <w:sz w:val="24"/>
+          <w:szCs w:val="24"/>
+          <w:lang w:val="es-ES"/>
+        </w:rPr>
+        <w:t xml:space="preserve"> que se genera}</w:t>
       </w:r>
       <w:r>
         <w:rPr>
@@ -1805,6 +2112,7 @@
                                 <w:lang w:val="es-ES"/>
                               </w:rPr>
                             </w:pPr>
+                            <w:proofErr w:type="spellStart"/>
                             <w:r>
                               <w:rPr>
                                 <w:rFonts w:ascii="Arial" w:hAnsi="Arial" w:cs="Arial"/>
@@ -1814,7 +2122,19 @@
                                 <w:szCs w:val="24"/>
                                 <w:lang w:val="es-ES"/>
                               </w:rPr>
-                              <w:t>Enerquimica S.A.C.</w:t>
+                              <w:t>Enerquimica</w:t>
+                            </w:r>
+                            <w:proofErr w:type="spellEnd"/>
+                            <w:r>
+                              <w:rPr>
+                                <w:rFonts w:ascii="Arial" w:hAnsi="Arial" w:cs="Arial"/>
+                                <w:b/>
+                                <w:bCs/>
+                                <w:sz w:val="24"/>
+                                <w:szCs w:val="24"/>
+                                <w:lang w:val="es-ES"/>
+                              </w:rPr>
+                              <w:t xml:space="preserve"> S.A.C.</w:t>
                             </w:r>
                           </w:p>
                           <w:p>
@@ -1924,6 +2244,7 @@
                           <w:lang w:val="es-ES"/>
                         </w:rPr>
                       </w:pPr>
+                      <w:proofErr w:type="spellStart"/>
                       <w:r>
                         <w:rPr>
                           <w:rFonts w:ascii="Arial" w:hAnsi="Arial" w:cs="Arial"/>
@@ -1933,7 +2254,19 @@
                           <w:szCs w:val="24"/>
                           <w:lang w:val="es-ES"/>
                         </w:rPr>
-                        <w:t>Enerquimica S.A.C.</w:t>
+                        <w:t>Enerquimica</w:t>
+                      </w:r>
+                      <w:proofErr w:type="spellEnd"/>
+                      <w:r>
+                        <w:rPr>
+                          <w:rFonts w:ascii="Arial" w:hAnsi="Arial" w:cs="Arial"/>
+                          <w:b/>
+                          <w:bCs/>
+                          <w:sz w:val="24"/>
+                          <w:szCs w:val="24"/>
+                          <w:lang w:val="es-ES"/>
+                        </w:rPr>
+                        <w:t xml:space="preserve"> S.A.C.</w:t>
                       </w:r>
                     </w:p>
                     <w:p>

--- a/backend/templates/MODELO DE ADENDA A CONTRATO POR AUMENTO DE REMUNERACIÓN.docx
+++ b/backend/templates/MODELO DE ADENDA A CONTRATO POR AUMENTO DE REMUNERACIÓN.docx
@@ -1002,9 +1002,9 @@
           <w:szCs w:val="24"/>
           <w:lang w:eastAsia="es-PE"/>
         </w:rPr>
-        <w:t>_fin_</w:t>
-      </w:r>
-      <w:proofErr w:type="gramStart"/>
+        <w:t>_fin_contrato</w:t>
+      </w:r>
+      <w:proofErr w:type="spellEnd"/>
       <w:r>
         <w:rPr>
           <w:rFonts w:ascii="Arial" w:eastAsia="Times New Roman" w:hAnsi="Arial" w:cs="Arial"/>
@@ -1013,30 +1013,8 @@
           <w:szCs w:val="24"/>
           <w:lang w:eastAsia="es-PE"/>
         </w:rPr>
-        <w:t>contrato</w:t>
-      </w:r>
-      <w:proofErr w:type="spellEnd"/>
-      <w:r>
-        <w:rPr>
-          <w:rFonts w:ascii="Arial" w:eastAsia="Times New Roman" w:hAnsi="Arial" w:cs="Arial"/>
-          <w:color w:val="000000"/>
-          <w:sz w:val="24"/>
-          <w:szCs w:val="24"/>
-          <w:lang w:eastAsia="es-PE"/>
-        </w:rPr>
-        <w:t xml:space="preserve"> </w:t>
-      </w:r>
-      <w:r>
-        <w:rPr>
-          <w:rFonts w:ascii="Arial" w:eastAsia="Times New Roman" w:hAnsi="Arial" w:cs="Arial"/>
-          <w:color w:val="000000"/>
-          <w:sz w:val="24"/>
-          <w:szCs w:val="24"/>
-          <w:lang w:eastAsia="es-PE"/>
-        </w:rPr>
         <w:t>}</w:t>
       </w:r>
-      <w:proofErr w:type="gramEnd"/>
       <w:r>
         <w:rPr>
           <w:rFonts w:ascii="Arial" w:eastAsia="Times New Roman" w:hAnsi="Arial" w:cs="Arial"/>

--- a/backend/templates/MODELO DE ADENDA A CONTRATO POR AUMENTO DE REMUNERACIÓN.docx
+++ b/backend/templates/MODELO DE ADENDA A CONTRATO POR AUMENTO DE REMUNERACIÓN.docx
@@ -668,6 +668,16 @@
           <w:lang w:eastAsia="es-ES"/>
         </w:rPr>
         <w:t>}</w:t>
+      </w:r>
+      <w:r>
+        <w:rPr>
+          <w:rFonts w:ascii="Arial" w:eastAsia="Times New Roman" w:hAnsi="Arial" w:cs="Arial"/>
+          <w:color w:val="000000"/>
+          <w:sz w:val="24"/>
+          <w:szCs w:val="24"/>
+          <w:lang w:eastAsia="es-ES"/>
+        </w:rPr>
+        <w:t xml:space="preserve"> </w:t>
       </w:r>
       <w:r>
         <w:rPr>

--- a/backend/templates/MODELO DE ADENDA A CONTRATO POR AUMENTO DE REMUNERACIÓN.docx
+++ b/backend/templates/MODELO DE ADENDA A CONTRATO POR AUMENTO DE REMUNERACIÓN.docx
@@ -685,16 +685,6 @@
           <w:color w:val="000000"/>
           <w:sz w:val="24"/>
           <w:szCs w:val="24"/>
-          <w:lang w:eastAsia="es-ES"/>
-        </w:rPr>
-        <w:t>a</w:t>
-      </w:r>
-      <w:r>
-        <w:rPr>
-          <w:rFonts w:ascii="Arial" w:eastAsia="Times New Roman" w:hAnsi="Arial" w:cs="Arial"/>
-          <w:color w:val="000000"/>
-          <w:sz w:val="24"/>
-          <w:szCs w:val="24"/>
           <w:lang w:val="es-ES" w:eastAsia="es-ES"/>
         </w:rPr>
         <w:t>, d</w:t>
@@ -719,6 +709,7 @@
         </w:rPr>
         <w:t xml:space="preserve">de </w:t>
       </w:r>
+      <w:bookmarkStart w:id="0" w:name="_Hlk225497458"/>
       <w:r>
         <w:rPr>
           <w:rFonts w:ascii="Arial" w:eastAsia="Times New Roman" w:hAnsi="Arial" w:cs="Arial"/>
@@ -729,6 +720,7 @@
         </w:rPr>
         <w:t>{distrito}</w:t>
       </w:r>
+      <w:bookmarkEnd w:id="0"/>
       <w:r>
         <w:rPr>
           <w:rFonts w:ascii="Arial" w:eastAsia="Times New Roman" w:hAnsi="Arial" w:cs="Arial"/>
@@ -739,6 +731,7 @@
         </w:rPr>
         <w:t xml:space="preserve">, provincia y departamento de </w:t>
       </w:r>
+      <w:bookmarkStart w:id="1" w:name="_Hlk225497719"/>
       <w:r>
         <w:rPr>
           <w:rFonts w:ascii="Arial" w:eastAsia="Times New Roman" w:hAnsi="Arial" w:cs="Arial"/>
@@ -771,6 +764,7 @@
         </w:rPr>
         <w:t>}</w:t>
       </w:r>
+      <w:bookmarkEnd w:id="1"/>
       <w:r>
         <w:rPr>
           <w:rFonts w:ascii="Arial" w:eastAsia="Times New Roman" w:hAnsi="Arial" w:cs="Arial"/>
@@ -879,6 +873,7 @@
         </w:rPr>
         <w:t xml:space="preserve"> </w:t>
       </w:r>
+      <w:bookmarkStart w:id="2" w:name="_Hlk225499489"/>
       <w:r>
         <w:rPr>
           <w:rFonts w:ascii="Arial" w:eastAsia="Times New Roman" w:hAnsi="Arial" w:cs="Arial"/>
@@ -921,6 +916,7 @@
         </w:rPr>
         <w:t>}</w:t>
       </w:r>
+      <w:bookmarkEnd w:id="2"/>
       <w:r>
         <w:rPr>
           <w:rFonts w:ascii="Arial" w:eastAsia="Times New Roman" w:hAnsi="Arial" w:cs="Arial"/>
@@ -931,6 +927,7 @@
         </w:rPr>
         <w:t xml:space="preserve"> de </w:t>
       </w:r>
+      <w:bookmarkStart w:id="3" w:name="_Hlk225499502"/>
       <w:r>
         <w:rPr>
           <w:rFonts w:ascii="Arial" w:eastAsia="Times New Roman" w:hAnsi="Arial" w:cs="Arial"/>
@@ -961,8 +958,9 @@
           <w:szCs w:val="24"/>
           <w:lang w:eastAsia="es-PE"/>
         </w:rPr>
-        <w:t xml:space="preserve">} </w:t>
-      </w:r>
+        <w:t>}</w:t>
+      </w:r>
+      <w:bookmarkEnd w:id="3"/>
       <w:r>
         <w:rPr>
           <w:rFonts w:ascii="Arial" w:eastAsia="Times New Roman" w:hAnsi="Arial" w:cs="Arial"/>
@@ -971,6 +969,16 @@
           <w:szCs w:val="24"/>
           <w:lang w:eastAsia="es-PE"/>
         </w:rPr>
+        <w:t xml:space="preserve"> </w:t>
+      </w:r>
+      <w:r>
+        <w:rPr>
+          <w:rFonts w:ascii="Arial" w:eastAsia="Times New Roman" w:hAnsi="Arial" w:cs="Arial"/>
+          <w:color w:val="000000"/>
+          <w:sz w:val="24"/>
+          <w:szCs w:val="24"/>
+          <w:lang w:eastAsia="es-PE"/>
+        </w:rPr>
         <w:t>del</w:t>
       </w:r>
       <w:r>
@@ -983,6 +991,7 @@
         </w:rPr>
         <w:t xml:space="preserve"> </w:t>
       </w:r>
+      <w:bookmarkStart w:id="4" w:name="_Hlk225499767"/>
       <w:r>
         <w:rPr>
           <w:rFonts w:ascii="Arial" w:eastAsia="Times New Roman" w:hAnsi="Arial" w:cs="Arial"/>
@@ -1045,6 +1054,7 @@
         </w:rPr>
         <w:t xml:space="preserve"> </w:t>
       </w:r>
+      <w:bookmarkEnd w:id="4"/>
       <w:r>
         <w:rPr>
           <w:rFonts w:ascii="Arial" w:eastAsia="Times New Roman" w:hAnsi="Arial" w:cs="Arial"/>
@@ -1220,6 +1230,7 @@
         </w:rPr>
         <w:t xml:space="preserve"> para el cargo de </w:t>
       </w:r>
+      <w:bookmarkStart w:id="5" w:name="_Hlk225499801"/>
       <w:r>
         <w:rPr>
           <w:rFonts w:ascii="Arial" w:eastAsia="Times New Roman" w:hAnsi="Arial" w:cs="Arial"/>
@@ -1244,6 +1255,7 @@
         </w:rPr>
         <w:t>.</w:t>
       </w:r>
+      <w:bookmarkEnd w:id="5"/>
     </w:p>
     <w:p>
       <w:pPr>
@@ -1699,6 +1711,7 @@
         </w:rPr>
         <w:t xml:space="preserve"> </w:t>
       </w:r>
+      <w:bookmarkStart w:id="6" w:name="_Hlk225499998"/>
       <w:r>
         <w:rPr>
           <w:rFonts w:ascii="Arial" w:hAnsi="Arial" w:cs="Arial"/>
@@ -1773,6 +1786,7 @@
         </w:rPr>
         <w:t>{año que se genera}</w:t>
       </w:r>
+      <w:bookmarkEnd w:id="6"/>
       <w:r>
         <w:rPr>
           <w:rFonts w:ascii="Arial" w:hAnsi="Arial" w:cs="Arial"/>
